--- a/posts/ann-linreg/index.docx
+++ b/posts/ann-linreg/index.docx
@@ -52,7 +52,7 @@
         </w:p>
       </w:sdtContent>
     </w:sdt>
-    <w:bookmarkStart w:id="36" w:name="simple-linear-regression-using-ann"/>
+    <w:bookmarkStart w:id="25" w:name="simple-linear-regression-using-ann"/>
     <w:p>
       <w:pPr>
         <w:pStyle w:val="Heading2"/>
@@ -165,55 +165,57 @@
           <m:r>
             <m:t>σ</m:t>
           </m:r>
-          <m:d>
-            <m:dPr>
-              <m:begChr m:val="("/>
-              <m:sepChr m:val=""/>
-              <m:endChr m:val=")"/>
-              <m:grow/>
-            </m:dPr>
+          <m:r>
+            <m:rPr>
+              <m:sty m:val="p"/>
+            </m:rPr>
+            <m:t>(</m:t>
+          </m:r>
+          <m:sSub>
             <m:e>
-              <m:sSub>
-                <m:e>
-                  <m:r>
-                    <m:t>w</m:t>
-                  </m:r>
-                </m:e>
-                <m:sub>
-                  <m:r>
-                    <m:t>0</m:t>
-                  </m:r>
-                </m:sub>
-              </m:sSub>
               <m:r>
-                <m:rPr>
-                  <m:sty m:val="p"/>
-                </m:rPr>
-                <m:t>+</m:t>
-              </m:r>
-              <m:sSup>
-                <m:e>
-                  <m:r>
-                    <m:rPr>
-                      <m:sty m:val="b"/>
-                    </m:rPr>
-                    <m:t>x</m:t>
-                  </m:r>
-                </m:e>
-                <m:sup>
-                  <m:r>
-                    <m:t>T</m:t>
-                  </m:r>
-                </m:sup>
-              </m:sSup>
-              <m:r>
-                <m:rPr>
-                  <m:sty m:val="b"/>
-                </m:rPr>
                 <m:t>w</m:t>
               </m:r>
             </m:e>
-          </m:d>
+            <m:sub>
+              <m:r>
+                <m:t>0</m:t>
+              </m:r>
+            </m:sub>
+          </m:sSub>
+          <m:r>
+            <m:rPr>
+              <m:sty m:val="p"/>
+            </m:rPr>
+            <m:t>+</m:t>
+          </m:r>
+          <m:sSup>
+            <m:e>
+              <m:r>
+                <m:rPr>
+                  <m:sty m:val="bi"/>
+                </m:rPr>
+                <m:t>x</m:t>
+              </m:r>
+            </m:e>
+            <m:sup>
+              <m:r>
+                <m:t>T</m:t>
+              </m:r>
+            </m:sup>
+          </m:sSup>
+          <m:r>
+            <m:rPr>
+              <m:sty m:val="bi"/>
+            </m:rPr>
+            <m:t>w</m:t>
+          </m:r>
+          <m:r>
+            <m:rPr>
+              <m:sty m:val="p"/>
+            </m:rPr>
+            <m:t>)</m:t>
+          </m:r>
           <m:r>
             <m:rPr>
               <m:sty m:val="p"/>
@@ -223,37 +225,39 @@
           <m:r>
             <m:t>σ</m:t>
           </m:r>
-          <m:d>
-            <m:dPr>
-              <m:begChr m:val="("/>
-              <m:sepChr m:val=""/>
-              <m:endChr m:val=")"/>
-              <m:grow/>
-            </m:dPr>
+          <m:r>
+            <m:rPr>
+              <m:sty m:val="p"/>
+            </m:rPr>
+            <m:t>(</m:t>
+          </m:r>
+          <m:sSup>
             <m:e>
-              <m:sSup>
-                <m:e>
-                  <m:r>
-                    <m:rPr>
-                      <m:sty m:val="b"/>
-                    </m:rPr>
-                    <m:t>x</m:t>
-                  </m:r>
-                </m:e>
-                <m:sup>
-                  <m:r>
-                    <m:t>T</m:t>
-                  </m:r>
-                </m:sup>
-              </m:sSup>
               <m:r>
                 <m:rPr>
-                  <m:sty m:val="b"/>
+                  <m:sty m:val="bi"/>
                 </m:rPr>
-                <m:t>w</m:t>
+                <m:t>x</m:t>
               </m:r>
             </m:e>
-          </m:d>
+            <m:sup>
+              <m:r>
+                <m:t>T</m:t>
+              </m:r>
+            </m:sup>
+          </m:sSup>
+          <m:r>
+            <m:rPr>
+              <m:sty m:val="bi"/>
+            </m:rPr>
+            <m:t>w</m:t>
+          </m:r>
+          <m:r>
+            <m:rPr>
+              <m:sty m:val="p"/>
+            </m:rPr>
+            <m:t>)</m:t>
+          </m:r>
         </m:oMath>
       </m:oMathPara>
     </w:p>
@@ -266,18 +270,18 @@
           <wp:inline>
             <wp:extent cx="5334000" cy="2613731"/>
             <wp:effectExtent b="0" l="0" r="0" t="0"/>
-            <wp:docPr descr="" title="" id="21" name="Picture"/>
+            <wp:docPr descr="" title="" id="10" name="Picture"/>
             <a:graphic>
               <a:graphicData uri="http://schemas.openxmlformats.org/drawingml/2006/picture">
                 <pic:pic>
                   <pic:nvPicPr>
-                    <pic:cNvPr descr="index_files/figure-docx/cell-2-output-1.png" id="22" name="Picture"/>
+                    <pic:cNvPr descr="index_files/figure-docx/cell-2-output-1.png" id="11" name="Picture"/>
                     <pic:cNvPicPr>
                       <a:picLocks noChangeArrowheads="1" noChangeAspect="1"/>
                     </pic:cNvPicPr>
                   </pic:nvPicPr>
                   <pic:blipFill>
-                    <a:blip r:embed="rId20"/>
+                    <a:blip r:embed="rId9"/>
                     <a:stretch>
                       <a:fillRect/>
                     </a:stretch>
@@ -558,20 +562,20 @@
       <w:r>
         <w:drawing>
           <wp:inline>
-            <wp:extent cx="4238625" cy="3448050"/>
+            <wp:extent cx="4371975" cy="3486150"/>
             <wp:effectExtent b="0" l="0" r="0" t="0"/>
-            <wp:docPr descr="" title="" id="24" name="Picture"/>
+            <wp:docPr descr="" title="" id="13" name="Picture"/>
             <a:graphic>
               <a:graphicData uri="http://schemas.openxmlformats.org/drawingml/2006/picture">
                 <pic:pic>
                   <pic:nvPicPr>
-                    <pic:cNvPr descr="index_files/figure-docx/cell-3-output-1.png" id="25" name="Picture"/>
+                    <pic:cNvPr descr="index_files/figure-docx/cell-3-output-1.png" id="14" name="Picture"/>
                     <pic:cNvPicPr>
                       <a:picLocks noChangeArrowheads="1" noChangeAspect="1"/>
                     </pic:cNvPicPr>
                   </pic:nvPicPr>
                   <pic:blipFill>
-                    <a:blip r:embed="rId23"/>
+                    <a:blip r:embed="rId12"/>
                     <a:stretch>
                       <a:fillRect/>
                     </a:stretch>
@@ -579,7 +583,7 @@
                   <pic:spPr bwMode="auto">
                     <a:xfrm>
                       <a:off x="0" y="0"/>
-                      <a:ext cx="4238625" cy="3448050"/>
+                      <a:ext cx="4371975" cy="3486150"/>
                     </a:xfrm>
                     <a:prstGeom prst="rect">
                       <a:avLst/>
@@ -1488,18 +1492,18 @@
           <wp:inline>
             <wp:extent cx="4257675" cy="3638550"/>
             <wp:effectExtent b="0" l="0" r="0" t="0"/>
-            <wp:docPr descr="" title="" id="27" name="Picture"/>
+            <wp:docPr descr="" title="" id="16" name="Picture"/>
             <a:graphic>
               <a:graphicData uri="http://schemas.openxmlformats.org/drawingml/2006/picture">
                 <pic:pic>
                   <pic:nvPicPr>
-                    <pic:cNvPr descr="index_files/figure-docx/cell-5-output-1.png" id="28" name="Picture"/>
+                    <pic:cNvPr descr="index_files/figure-docx/cell-5-output-1.png" id="17" name="Picture"/>
                     <pic:cNvPicPr>
                       <a:picLocks noChangeArrowheads="1" noChangeAspect="1"/>
                     </pic:cNvPicPr>
                   </pic:nvPicPr>
                   <pic:blipFill>
-                    <a:blip r:embed="rId26"/>
+                    <a:blip r:embed="rId15"/>
                     <a:stretch>
                       <a:fillRect/>
                     </a:stretch>
@@ -1645,20 +1649,20 @@
       <w:r>
         <w:drawing>
           <wp:inline>
-            <wp:extent cx="4048125" cy="3257550"/>
+            <wp:extent cx="4181475" cy="3295650"/>
             <wp:effectExtent b="0" l="0" r="0" t="0"/>
-            <wp:docPr descr="" title="" id="30" name="Picture"/>
+            <wp:docPr descr="" title="" id="19" name="Picture"/>
             <a:graphic>
               <a:graphicData uri="http://schemas.openxmlformats.org/drawingml/2006/picture">
                 <pic:pic>
                   <pic:nvPicPr>
-                    <pic:cNvPr descr="index_files/figure-docx/cell-6-output-1.png" id="31" name="Picture"/>
+                    <pic:cNvPr descr="index_files/figure-docx/cell-6-output-1.png" id="20" name="Picture"/>
                     <pic:cNvPicPr>
                       <a:picLocks noChangeArrowheads="1" noChangeAspect="1"/>
                     </pic:cNvPicPr>
                   </pic:nvPicPr>
                   <pic:blipFill>
-                    <a:blip r:embed="rId29"/>
+                    <a:blip r:embed="rId18"/>
                     <a:stretch>
                       <a:fillRect/>
                     </a:stretch>
@@ -1666,7 +1670,7 @@
                   <pic:spPr bwMode="auto">
                     <a:xfrm>
                       <a:off x="0" y="0"/>
-                      <a:ext cx="4048125" cy="3257550"/>
+                      <a:ext cx="4181475" cy="3295650"/>
                     </a:xfrm>
                     <a:prstGeom prst="rect">
                       <a:avLst/>
@@ -3084,18 +3088,18 @@
           <wp:inline>
             <wp:extent cx="5334000" cy="3134750"/>
             <wp:effectExtent b="0" l="0" r="0" t="0"/>
-            <wp:docPr descr="" title="" id="33" name="Picture"/>
+            <wp:docPr descr="" title="" id="22" name="Picture"/>
             <a:graphic>
               <a:graphicData uri="http://schemas.openxmlformats.org/drawingml/2006/picture">
                 <pic:pic>
                   <pic:nvPicPr>
-                    <pic:cNvPr descr="index_files/figure-docx/cell-7-output-1.png" id="34" name="Picture"/>
+                    <pic:cNvPr descr="index_files/figure-docx/cell-7-output-1.png" id="23" name="Picture"/>
                     <pic:cNvPicPr>
                       <a:picLocks noChangeArrowheads="1" noChangeAspect="1"/>
                     </pic:cNvPicPr>
                   </pic:nvPicPr>
                   <pic:blipFill>
-                    <a:blip r:embed="rId32"/>
+                    <a:blip r:embed="rId21"/>
                     <a:stretch>
                       <a:fillRect/>
                     </a:stretch>
@@ -3180,8 +3184,8 @@
         <w:t xml:space="preserve"> </w:t>
       </w:r>
     </w:p>
-    <w:bookmarkStart w:id="35" w:name="fb-root"/>
-    <w:bookmarkEnd w:id="35"/>
+    <w:bookmarkStart w:id="24" w:name="fb-root"/>
+    <w:bookmarkEnd w:id="24"/>
     <w:p>
       <w:pPr>
         <w:pStyle w:val="BodyText"/>
@@ -3194,7 +3198,7 @@
         <w:t xml:space="preserve">You may also like</w:t>
       </w:r>
     </w:p>
-    <w:bookmarkEnd w:id="36"/>
+    <w:bookmarkEnd w:id="25"/>
     <w:sectPr>
       <w:footnotePr>
         <w:numRestart w:val="eachSect"/>
@@ -3316,10 +3320,10 @@
   <w:docDefaults>
     <w:rPrDefault>
       <w:rPr>
-        <w:rFonts w:asciiTheme="minorHAnsi" w:cstheme="minorBidi" w:eastAsiaTheme="minorHAnsi" w:hAnsiTheme="minorHAnsi"/>
+        <w:rFonts w:asciiTheme="minorHAnsi" w:cstheme="minorBidi" w:eastAsiaTheme="minorEastAsia" w:hAnsiTheme="minorHAnsi"/>
         <w:sz w:val="24"/>
         <w:szCs w:val="24"/>
-        <w:lang w:bidi="ar-SA" w:eastAsia="en-US" w:val="en-US"/>
+        <w:lang w:bidi="ar-SA" w:eastAsia="zh-CN" w:val="en-US"/>
       </w:rPr>
     </w:rPrDefault>
     <w:pPrDefault>
@@ -3860,13 +3864,6 @@
       </w:tblCellMar>
     </w:tblPr>
     <w:tblStylePr w:type="firstRow">
-      <w:tblPr>
-        <w:jc w:val="left"/>
-        <w:tblInd w:type="dxa" w:w="0"/>
-      </w:tblPr>
-      <w:trPr>
-        <w:jc w:val="left"/>
-      </w:trPr>
       <w:tcPr>
         <w:tcBorders>
           <w:bottom w:val="single"/>

--- a/posts/ann-linreg/index.docx
+++ b/posts/ann-linreg/index.docx
@@ -562,7 +562,7 @@
       <w:r>
         <w:drawing>
           <wp:inline>
-            <wp:extent cx="4371975" cy="3486150"/>
+            <wp:extent cx="4238625" cy="3448050"/>
             <wp:effectExtent b="0" l="0" r="0" t="0"/>
             <wp:docPr descr="" title="" id="13" name="Picture"/>
             <a:graphic>
@@ -583,7 +583,7 @@
                   <pic:spPr bwMode="auto">
                     <a:xfrm>
                       <a:off x="0" y="0"/>
-                      <a:ext cx="4371975" cy="3486150"/>
+                      <a:ext cx="4238625" cy="3448050"/>
                     </a:xfrm>
                     <a:prstGeom prst="rect">
                       <a:avLst/>
@@ -1490,7 +1490,7 @@
       <w:r>
         <w:drawing>
           <wp:inline>
-            <wp:extent cx="4257675" cy="3638550"/>
+            <wp:extent cx="4352925" cy="3638550"/>
             <wp:effectExtent b="0" l="0" r="0" t="0"/>
             <wp:docPr descr="" title="" id="16" name="Picture"/>
             <a:graphic>
@@ -1511,7 +1511,7 @@
                   <pic:spPr bwMode="auto">
                     <a:xfrm>
                       <a:off x="0" y="0"/>
-                      <a:ext cx="4257675" cy="3638550"/>
+                      <a:ext cx="4352925" cy="3638550"/>
                     </a:xfrm>
                     <a:prstGeom prst="rect">
                       <a:avLst/>
@@ -1649,7 +1649,7 @@
       <w:r>
         <w:drawing>
           <wp:inline>
-            <wp:extent cx="4181475" cy="3295650"/>
+            <wp:extent cx="4048125" cy="3257550"/>
             <wp:effectExtent b="0" l="0" r="0" t="0"/>
             <wp:docPr descr="" title="" id="19" name="Picture"/>
             <a:graphic>
@@ -1670,7 +1670,7 @@
                   <pic:spPr bwMode="auto">
                     <a:xfrm>
                       <a:off x="0" y="0"/>
-                      <a:ext cx="4181475" cy="3295650"/>
+                      <a:ext cx="4048125" cy="3257550"/>
                     </a:xfrm>
                     <a:prstGeom prst="rect">
                       <a:avLst/>

--- a/posts/ann-linreg/index.docx
+++ b/posts/ann-linreg/index.docx
@@ -562,7 +562,7 @@
       <w:r>
         <w:drawing>
           <wp:inline>
-            <wp:extent cx="4238625" cy="3448050"/>
+            <wp:extent cx="4257675" cy="3448050"/>
             <wp:effectExtent b="0" l="0" r="0" t="0"/>
             <wp:docPr descr="" title="" id="13" name="Picture"/>
             <a:graphic>
@@ -583,7 +583,7 @@
                   <pic:spPr bwMode="auto">
                     <a:xfrm>
                       <a:off x="0" y="0"/>
-                      <a:ext cx="4238625" cy="3448050"/>
+                      <a:ext cx="4257675" cy="3448050"/>
                     </a:xfrm>
                     <a:prstGeom prst="rect">
                       <a:avLst/>
@@ -1490,7 +1490,7 @@
       <w:r>
         <w:drawing>
           <wp:inline>
-            <wp:extent cx="4352925" cy="3638550"/>
+            <wp:extent cx="4257675" cy="3638550"/>
             <wp:effectExtent b="0" l="0" r="0" t="0"/>
             <wp:docPr descr="" title="" id="16" name="Picture"/>
             <a:graphic>
@@ -1511,7 +1511,7 @@
                   <pic:spPr bwMode="auto">
                     <a:xfrm>
                       <a:off x="0" y="0"/>
-                      <a:ext cx="4352925" cy="3638550"/>
+                      <a:ext cx="4257675" cy="3638550"/>
                     </a:xfrm>
                     <a:prstGeom prst="rect">
                       <a:avLst/>
@@ -1649,7 +1649,7 @@
       <w:r>
         <w:drawing>
           <wp:inline>
-            <wp:extent cx="4048125" cy="3257550"/>
+            <wp:extent cx="4057650" cy="3257550"/>
             <wp:effectExtent b="0" l="0" r="0" t="0"/>
             <wp:docPr descr="" title="" id="19" name="Picture"/>
             <a:graphic>
@@ -1670,7 +1670,7 @@
                   <pic:spPr bwMode="auto">
                     <a:xfrm>
                       <a:off x="0" y="0"/>
-                      <a:ext cx="4048125" cy="3257550"/>
+                      <a:ext cx="4057650" cy="3257550"/>
                     </a:xfrm>
                     <a:prstGeom prst="rect">
                       <a:avLst/>

--- a/posts/ann-linreg/index.docx
+++ b/posts/ann-linreg/index.docx
@@ -562,7 +562,7 @@
       <w:r>
         <w:drawing>
           <wp:inline>
-            <wp:extent cx="4257675" cy="3448050"/>
+            <wp:extent cx="4238625" cy="3486150"/>
             <wp:effectExtent b="0" l="0" r="0" t="0"/>
             <wp:docPr descr="" title="" id="13" name="Picture"/>
             <a:graphic>
@@ -583,7 +583,7 @@
                   <pic:spPr bwMode="auto">
                     <a:xfrm>
                       <a:off x="0" y="0"/>
-                      <a:ext cx="4257675" cy="3448050"/>
+                      <a:ext cx="4238625" cy="3486150"/>
                     </a:xfrm>
                     <a:prstGeom prst="rect">
                       <a:avLst/>
@@ -1649,7 +1649,7 @@
       <w:r>
         <w:drawing>
           <wp:inline>
-            <wp:extent cx="4057650" cy="3257550"/>
+            <wp:extent cx="4048125" cy="3286125"/>
             <wp:effectExtent b="0" l="0" r="0" t="0"/>
             <wp:docPr descr="" title="" id="19" name="Picture"/>
             <a:graphic>
@@ -1670,7 +1670,7 @@
                   <pic:spPr bwMode="auto">
                     <a:xfrm>
                       <a:off x="0" y="0"/>
-                      <a:ext cx="4057650" cy="3257550"/>
+                      <a:ext cx="4048125" cy="3286125"/>
                     </a:xfrm>
                     <a:prstGeom prst="rect">
                       <a:avLst/>

--- a/posts/ann-linreg/index.docx
+++ b/posts/ann-linreg/index.docx
@@ -562,7 +562,7 @@
       <w:r>
         <w:drawing>
           <wp:inline>
-            <wp:extent cx="4238625" cy="3486150"/>
+            <wp:extent cx="4238625" cy="3448050"/>
             <wp:effectExtent b="0" l="0" r="0" t="0"/>
             <wp:docPr descr="" title="" id="13" name="Picture"/>
             <a:graphic>
@@ -583,7 +583,7 @@
                   <pic:spPr bwMode="auto">
                     <a:xfrm>
                       <a:off x="0" y="0"/>
-                      <a:ext cx="4238625" cy="3486150"/>
+                      <a:ext cx="4238625" cy="3448050"/>
                     </a:xfrm>
                     <a:prstGeom prst="rect">
                       <a:avLst/>
@@ -1649,7 +1649,7 @@
       <w:r>
         <w:drawing>
           <wp:inline>
-            <wp:extent cx="4048125" cy="3286125"/>
+            <wp:extent cx="4048125" cy="3257550"/>
             <wp:effectExtent b="0" l="0" r="0" t="0"/>
             <wp:docPr descr="" title="" id="19" name="Picture"/>
             <a:graphic>
@@ -1670,7 +1670,7 @@
                   <pic:spPr bwMode="auto">
                     <a:xfrm>
                       <a:off x="0" y="0"/>
-                      <a:ext cx="4048125" cy="3286125"/>
+                      <a:ext cx="4048125" cy="3257550"/>
                     </a:xfrm>
                     <a:prstGeom prst="rect">
                       <a:avLst/>

--- a/posts/ann-linreg/index.docx
+++ b/posts/ann-linreg/index.docx
@@ -562,7 +562,7 @@
       <w:r>
         <w:drawing>
           <wp:inline>
-            <wp:extent cx="4238625" cy="3448050"/>
+            <wp:extent cx="4238625" cy="3467100"/>
             <wp:effectExtent b="0" l="0" r="0" t="0"/>
             <wp:docPr descr="" title="" id="13" name="Picture"/>
             <a:graphic>
@@ -583,7 +583,7 @@
                   <pic:spPr bwMode="auto">
                     <a:xfrm>
                       <a:off x="0" y="0"/>
-                      <a:ext cx="4238625" cy="3448050"/>
+                      <a:ext cx="4238625" cy="3467100"/>
                     </a:xfrm>
                     <a:prstGeom prst="rect">
                       <a:avLst/>
@@ -1490,7 +1490,7 @@
       <w:r>
         <w:drawing>
           <wp:inline>
-            <wp:extent cx="4257675" cy="3638550"/>
+            <wp:extent cx="4343400" cy="3638550"/>
             <wp:effectExtent b="0" l="0" r="0" t="0"/>
             <wp:docPr descr="" title="" id="16" name="Picture"/>
             <a:graphic>
@@ -1511,7 +1511,7 @@
                   <pic:spPr bwMode="auto">
                     <a:xfrm>
                       <a:off x="0" y="0"/>
-                      <a:ext cx="4257675" cy="3638550"/>
+                      <a:ext cx="4343400" cy="3638550"/>
                     </a:xfrm>
                     <a:prstGeom prst="rect">
                       <a:avLst/>
@@ -1649,7 +1649,7 @@
       <w:r>
         <w:drawing>
           <wp:inline>
-            <wp:extent cx="4048125" cy="3257550"/>
+            <wp:extent cx="4048125" cy="3276600"/>
             <wp:effectExtent b="0" l="0" r="0" t="0"/>
             <wp:docPr descr="" title="" id="19" name="Picture"/>
             <a:graphic>
@@ -1670,7 +1670,7 @@
                   <pic:spPr bwMode="auto">
                     <a:xfrm>
                       <a:off x="0" y="0"/>
-                      <a:ext cx="4048125" cy="3257550"/>
+                      <a:ext cx="4048125" cy="3276600"/>
                     </a:xfrm>
                     <a:prstGeom prst="rect">
                       <a:avLst/>

--- a/posts/ann-linreg/index.docx
+++ b/posts/ann-linreg/index.docx
@@ -52,7 +52,7 @@
         </w:p>
       </w:sdtContent>
     </w:sdt>
-    <w:bookmarkStart w:id="25" w:name="simple-linear-regression-using-ann"/>
+    <w:bookmarkStart w:id="24" w:name="simple-linear-regression-using-ann"/>
     <w:p>
       <w:pPr>
         <w:pStyle w:val="Heading2"/>
@@ -562,7 +562,7 @@
       <w:r>
         <w:drawing>
           <wp:inline>
-            <wp:extent cx="4238625" cy="3467100"/>
+            <wp:extent cx="4238625" cy="3448050"/>
             <wp:effectExtent b="0" l="0" r="0" t="0"/>
             <wp:docPr descr="" title="" id="13" name="Picture"/>
             <a:graphic>
@@ -583,7 +583,7 @@
                   <pic:spPr bwMode="auto">
                     <a:xfrm>
                       <a:off x="0" y="0"/>
-                      <a:ext cx="4238625" cy="3467100"/>
+                      <a:ext cx="4238625" cy="3448050"/>
                     </a:xfrm>
                     <a:prstGeom prst="rect">
                       <a:avLst/>
@@ -1490,7 +1490,7 @@
       <w:r>
         <w:drawing>
           <wp:inline>
-            <wp:extent cx="4343400" cy="3638550"/>
+            <wp:extent cx="4438650" cy="3638550"/>
             <wp:effectExtent b="0" l="0" r="0" t="0"/>
             <wp:docPr descr="" title="" id="16" name="Picture"/>
             <a:graphic>
@@ -1511,7 +1511,7 @@
                   <pic:spPr bwMode="auto">
                     <a:xfrm>
                       <a:off x="0" y="0"/>
-                      <a:ext cx="4343400" cy="3638550"/>
+                      <a:ext cx="4438650" cy="3638550"/>
                     </a:xfrm>
                     <a:prstGeom prst="rect">
                       <a:avLst/>
@@ -1649,7 +1649,7 @@
       <w:r>
         <w:drawing>
           <wp:inline>
-            <wp:extent cx="4048125" cy="3276600"/>
+            <wp:extent cx="4048125" cy="3257550"/>
             <wp:effectExtent b="0" l="0" r="0" t="0"/>
             <wp:docPr descr="" title="" id="19" name="Picture"/>
             <a:graphic>
@@ -1670,7 +1670,7 @@
                   <pic:spPr bwMode="auto">
                     <a:xfrm>
                       <a:off x="0" y="0"/>
-                      <a:ext cx="4048125" cy="3276600"/>
+                      <a:ext cx="4048125" cy="3257550"/>
                     </a:xfrm>
                     <a:prstGeom prst="rect">
                       <a:avLst/>
@@ -3086,7 +3086,7 @@
       <w:r>
         <w:drawing>
           <wp:inline>
-            <wp:extent cx="5334000" cy="3134750"/>
+            <wp:extent cx="5334000" cy="3091939"/>
             <wp:effectExtent b="0" l="0" r="0" t="0"/>
             <wp:docPr descr="" title="" id="22" name="Picture"/>
             <a:graphic>
@@ -3107,7 +3107,7 @@
                   <pic:spPr bwMode="auto">
                     <a:xfrm>
                       <a:off x="0" y="0"/>
-                      <a:ext cx="5334000" cy="3134750"/>
+                      <a:ext cx="5334000" cy="3091939"/>
                     </a:xfrm>
                     <a:prstGeom prst="rect">
                       <a:avLst/>
@@ -3142,63 +3142,10 @@
           <w:b/>
           <w:bCs/>
         </w:rPr>
-        <w:t xml:space="preserve">Share on</w:t>
+        <w:t xml:space="preserve">You may also like</w:t>
       </w:r>
     </w:p>
-    <w:p>
-      <w:pPr>
-        <w:pStyle w:val="BodyText"/>
-      </w:pPr>
-    </w:p>
-    <w:p>
-      <w:pPr>
-        <w:pStyle w:val="BodyText"/>
-      </w:pPr>
-      <w:r>
-        <w:t xml:space="preserve"> </w:t>
-      </w:r>
-    </w:p>
-    <w:p>
-      <w:pPr>
-        <w:pStyle w:val="BodyText"/>
-      </w:pPr>
-    </w:p>
-    <w:p>
-      <w:pPr>
-        <w:pStyle w:val="BodyText"/>
-      </w:pPr>
-      <w:r>
-        <w:t xml:space="preserve"> </w:t>
-      </w:r>
-    </w:p>
-    <w:p>
-      <w:pPr>
-        <w:pStyle w:val="BodyText"/>
-      </w:pPr>
-    </w:p>
-    <w:p>
-      <w:pPr>
-        <w:pStyle w:val="BodyText"/>
-      </w:pPr>
-      <w:r>
-        <w:t xml:space="preserve"> </w:t>
-      </w:r>
-    </w:p>
-    <w:bookmarkStart w:id="24" w:name="fb-root"/>
     <w:bookmarkEnd w:id="24"/>
-    <w:p>
-      <w:pPr>
-        <w:pStyle w:val="BodyText"/>
-      </w:pPr>
-      <w:r>
-        <w:rPr>
-          <w:b/>
-          <w:bCs/>
-        </w:rPr>
-        <w:t xml:space="preserve">You may also like</w:t>
-      </w:r>
-    </w:p>
-    <w:bookmarkEnd w:id="25"/>
     <w:sectPr>
       <w:footnotePr>
         <w:numRestart w:val="eachSect"/>
